--- a/pdfs/coupage.docx
+++ b/pdfs/coupage.docx
@@ -1,6 +1,6 @@
 
 <file path=word/document.xml><?xml version="1.0" encoding="utf-8"?>
-<w:document xmlns:wpc="http://schemas.microsoft.com/office/word/2010/wordprocessingCanvas" xmlns:cx="http://schemas.microsoft.com/office/drawing/2014/chartex" xmlns:cx1="http://schemas.microsoft.com/office/drawing/2015/9/8/chartex" xmlns:cx2="http://schemas.microsoft.com/office/drawing/2015/10/21/chartex" xmlns:cx3="http://schemas.microsoft.com/office/drawing/2016/5/9/chartex" xmlns:cx4="http://schemas.microsoft.com/office/drawing/2016/5/10/chartex" xmlns:cx5="http://schemas.microsoft.com/office/drawing/2016/5/11/chartex" xmlns:cx6="http://schemas.microsoft.com/office/drawing/2016/5/12/chartex" xmlns:cx7="http://schemas.microsoft.com/office/drawing/2016/5/13/chartex" xmlns:cx8="http://schemas.microsoft.com/office/drawing/2016/5/14/chartex" xmlns:mc="http://schemas.openxmlformats.org/markup-compatibility/2006" xmlns:aink="http://schemas.microsoft.com/office/drawing/2016/ink" xmlns:am3d="http://schemas.microsoft.com/office/drawing/2017/model3d" xmlns:o="urn:schemas-microsoft-com:office:office" xmlns:oel="http://schemas.microsoft.com/office/2019/extlst" xmlns:r="http://schemas.openxmlformats.org/officeDocument/2006/relationships" xmlns:m="http://schemas.openxmlformats.org/officeDocument/2006/math" xmlns:v="urn:schemas-microsoft-com:vml" xmlns:wp14="http://schemas.microsoft.com/office/word/2010/wordprocessingDrawing" xmlns:wp="http://schemas.openxmlformats.org/drawingml/2006/wordprocessingDrawing" xmlns:w10="urn:schemas-microsoft-com:office:word" xmlns:w="http://schemas.openxmlformats.org/wordprocessingml/2006/main" xmlns:w14="http://schemas.microsoft.com/office/word/2010/wordml" xmlns:w15="http://schemas.microsoft.com/office/word/2012/wordml" xmlns:w16cex="http://schemas.microsoft.com/office/word/2018/wordml/cex" xmlns:w16cid="http://schemas.microsoft.com/office/word/2016/wordml/cid" xmlns:w16="http://schemas.microsoft.com/office/word/2018/wordml" xmlns:w16sdtdh="http://schemas.microsoft.com/office/word/2020/wordml/sdtdatahash" xmlns:w16se="http://schemas.microsoft.com/office/word/2015/wordml/symex" xmlns:wpg="http://schemas.microsoft.com/office/word/2010/wordprocessingGroup" xmlns:wpi="http://schemas.microsoft.com/office/word/2010/wordprocessingInk" xmlns:wne="http://schemas.microsoft.com/office/word/2006/wordml" xmlns:wps="http://schemas.microsoft.com/office/word/2010/wordprocessingShape" mc:Ignorable="w14 w15 w16se w16cid w16 w16cex w16sdtdh wp14">
+<w:document xmlns:wpc="http://schemas.microsoft.com/office/word/2010/wordprocessingCanvas" xmlns:cx="http://schemas.microsoft.com/office/drawing/2014/chartex" xmlns:cx1="http://schemas.microsoft.com/office/drawing/2015/9/8/chartex" xmlns:cx2="http://schemas.microsoft.com/office/drawing/2015/10/21/chartex" xmlns:cx3="http://schemas.microsoft.com/office/drawing/2016/5/9/chartex" xmlns:cx4="http://schemas.microsoft.com/office/drawing/2016/5/10/chartex" xmlns:cx5="http://schemas.microsoft.com/office/drawing/2016/5/11/chartex" xmlns:cx6="http://schemas.microsoft.com/office/drawing/2016/5/12/chartex" xmlns:cx7="http://schemas.microsoft.com/office/drawing/2016/5/13/chartex" xmlns:cx8="http://schemas.microsoft.com/office/drawing/2016/5/14/chartex" xmlns:mc="http://schemas.openxmlformats.org/markup-compatibility/2006" xmlns:aink="http://schemas.microsoft.com/office/drawing/2016/ink" xmlns:am3d="http://schemas.microsoft.com/office/drawing/2017/model3d" xmlns:o="urn:schemas-microsoft-com:office:office" xmlns:oel="http://schemas.microsoft.com/office/2019/extlst" xmlns:r="http://schemas.openxmlformats.org/officeDocument/2006/relationships" xmlns:m="http://schemas.openxmlformats.org/officeDocument/2006/math" xmlns:v="urn:schemas-microsoft-com:vml" xmlns:wp14="http://schemas.microsoft.com/office/word/2010/wordprocessingDrawing" xmlns:wp="http://schemas.openxmlformats.org/drawingml/2006/wordprocessingDrawing" xmlns:w10="urn:schemas-microsoft-com:office:word" xmlns:w="http://schemas.openxmlformats.org/wordprocessingml/2006/main" xmlns:w14="http://schemas.microsoft.com/office/word/2010/wordml" xmlns:w15="http://schemas.microsoft.com/office/word/2012/wordml" xmlns:w16cex="http://schemas.microsoft.com/office/word/2018/wordml/cex" xmlns:w16cid="http://schemas.microsoft.com/office/word/2016/wordml/cid" xmlns:w16="http://schemas.microsoft.com/office/word/2018/wordml" xmlns:w16du="http://schemas.microsoft.com/office/word/2023/wordml/word16du" xmlns:w16sdtdh="http://schemas.microsoft.com/office/word/2020/wordml/sdtdatahash" xmlns:w16se="http://schemas.microsoft.com/office/word/2015/wordml/symex" xmlns:wpg="http://schemas.microsoft.com/office/word/2010/wordprocessingGroup" xmlns:wpi="http://schemas.microsoft.com/office/word/2010/wordprocessingInk" xmlns:wne="http://schemas.microsoft.com/office/word/2006/wordml" xmlns:wps="http://schemas.microsoft.com/office/word/2010/wordprocessingShape" mc:Ignorable="w14 w15 w16se w16cid w16 w16cex w16sdtdh w16du wp14">
   <w:body>
     <w:p>
       <w:r>
@@ -1037,7 +1037,17 @@
                                 <w:szCs w:val="44"/>
                                 <w:shd w:val="clear" w:color="auto" w:fill="FFFFFF"/>
                               </w:rPr>
-                              <w:t>Temperatura serviranja:14-16</w:t>
+                              <w:t>Temperatura serviranja:14-1</w:t>
+                            </w:r>
+                            <w:r>
+                              <w:rPr>
+                                <w:rFonts w:ascii="FSAlbert" w:hAnsi="FSAlbert"/>
+                                <w:color w:val="363636"/>
+                                <w:sz w:val="44"/>
+                                <w:szCs w:val="44"/>
+                                <w:shd w:val="clear" w:color="auto" w:fill="FFFFFF"/>
+                              </w:rPr>
+                              <w:t>6</w:t>
                             </w:r>
                             <w:r>
                               <w:rPr>
@@ -1257,7 +1267,17 @@
                           <w:szCs w:val="44"/>
                           <w:shd w:val="clear" w:color="auto" w:fill="FFFFFF"/>
                         </w:rPr>
-                        <w:t>Temperatura serviranja:14-16</w:t>
+                        <w:t>Temperatura serviranja:14-1</w:t>
+                      </w:r>
+                      <w:r>
+                        <w:rPr>
+                          <w:rFonts w:ascii="FSAlbert" w:hAnsi="FSAlbert"/>
+                          <w:color w:val="363636"/>
+                          <w:sz w:val="44"/>
+                          <w:szCs w:val="44"/>
+                          <w:shd w:val="clear" w:color="auto" w:fill="FFFFFF"/>
+                        </w:rPr>
+                        <w:t>6</w:t>
                       </w:r>
                       <w:r>
                         <w:rPr>
@@ -1468,7 +1488,29 @@
           <w:szCs w:val="32"/>
           <w14:ligatures w14:val="none"/>
         </w:rPr>
-        <w:t>Dakle spajamo te dve mešavine i dobijamo Kupažu. Primarnu fermentaciju vršimo u tanku,pre sušenja,pri kraju fermentacije,vino stavljamo u hrastovo bure koristeći špansku tehniku-Ribera del Duero i u toj interakciji  sa buretom dobijamo posebno kremasto vino. Dobar kiseonik prodire u bure i pospešuje starenje. Nakon fermentacije svo vino izvadimo,očistimo bure ozonom i vratimo ga nazad. Vino odležava najmanje 12 meseci u buretu. Kasnije i u boci najmanje 10 meseci.</w:t>
+        <w:t>Dakle spajamo te dve mešavine i dobijamo Kupažu. Primarnu fermentaciju vršimo u tanku,pre sušenja,pri kraju fermentacije,vino stavljamo u hrastovo bure koristeći špansku tehniku-Ribera del Duero i u toj interakciji  sa buretom dobijamo posebno kremasto vino. Dobar kiseonik prodire u bure i pospešuje starenje. Nakon fermentacije svo vino izvadimo,očistimo bure ozonom i vratimo ga nazad. Vino odležava najmanje 1</w:t>
+      </w:r>
+      <w:r>
+        <w:rPr>
+          <w:rFonts w:ascii="FSAlbert" w:eastAsia="Times New Roman" w:hAnsi="FSAlbert" w:cs="Times New Roman"/>
+          <w:color w:val="363636"/>
+          <w:kern w:val="0"/>
+          <w:sz w:val="32"/>
+          <w:szCs w:val="32"/>
+          <w14:ligatures w14:val="none"/>
+        </w:rPr>
+        <w:t>8</w:t>
+      </w:r>
+      <w:r>
+        <w:rPr>
+          <w:rFonts w:ascii="FSAlbert" w:eastAsia="Times New Roman" w:hAnsi="FSAlbert" w:cs="Times New Roman"/>
+          <w:color w:val="363636"/>
+          <w:kern w:val="0"/>
+          <w:sz w:val="32"/>
+          <w:szCs w:val="32"/>
+          <w14:ligatures w14:val="none"/>
+        </w:rPr>
+        <w:t xml:space="preserve"> meseci u buretu. Kasnije i u boci najmanje 10 meseci.</w:t>
       </w:r>
     </w:p>
     <w:p>
@@ -1791,6 +1833,31 @@
           <w:szCs w:val="32"/>
           <w14:ligatures w14:val="none"/>
         </w:rPr>
+        <w:t>2023-za Coupage 2018 osvaja zlato na Wine Vision by Open Balkan</w:t>
+      </w:r>
+    </w:p>
+    <w:p>
+      <w:pPr>
+        <w:shd w:val="clear" w:color="auto" w:fill="FFFFFF"/>
+        <w:spacing w:before="100" w:beforeAutospacing="1" w:after="100" w:afterAutospacing="1" w:line="240" w:lineRule="auto"/>
+        <w:rPr>
+          <w:rFonts w:ascii="FSAlbert" w:eastAsia="Times New Roman" w:hAnsi="FSAlbert" w:cs="Times New Roman"/>
+          <w:color w:val="363636"/>
+          <w:kern w:val="0"/>
+          <w:sz w:val="32"/>
+          <w:szCs w:val="32"/>
+          <w14:ligatures w14:val="none"/>
+        </w:rPr>
+      </w:pPr>
+      <w:r>
+        <w:rPr>
+          <w:rFonts w:ascii="FSAlbert" w:eastAsia="Times New Roman" w:hAnsi="FSAlbert" w:cs="Times New Roman"/>
+          <w:color w:val="363636"/>
+          <w:kern w:val="0"/>
+          <w:sz w:val="32"/>
+          <w:szCs w:val="32"/>
+          <w14:ligatures w14:val="none"/>
+        </w:rPr>
         <w:t>2022-osvaja srebro za Coupage 2018 na Wine Vision by Open Balkan.</w:t>
       </w:r>
     </w:p>
@@ -1886,6 +1953,20 @@
     </w:p>
     <w:p>
       <w:pPr>
+        <w:shd w:val="clear" w:color="auto" w:fill="FFFFFF"/>
+        <w:spacing w:before="100" w:beforeAutospacing="1" w:after="0" w:line="240" w:lineRule="auto"/>
+        <w:rPr>
+          <w:rFonts w:ascii="FSAlbert" w:eastAsia="Times New Roman" w:hAnsi="FSAlbert" w:cs="Times New Roman"/>
+          <w:color w:val="363636"/>
+          <w:kern w:val="0"/>
+          <w:sz w:val="32"/>
+          <w:szCs w:val="32"/>
+          <w14:ligatures w14:val="none"/>
+        </w:rPr>
+      </w:pPr>
+    </w:p>
+    <w:p>
+      <w:pPr>
         <w:jc w:val="center"/>
         <w:rPr>
           <w:rFonts w:ascii="FSAlbert" w:hAnsi="FSAlbert"/>
@@ -2191,7 +2272,7 @@
 </file>
 
 <file path=word/numbering.xml><?xml version="1.0" encoding="utf-8"?>
-<w:numbering xmlns:wpc="http://schemas.microsoft.com/office/word/2010/wordprocessingCanvas" xmlns:cx="http://schemas.microsoft.com/office/drawing/2014/chartex" xmlns:cx1="http://schemas.microsoft.com/office/drawing/2015/9/8/chartex" xmlns:cx2="http://schemas.microsoft.com/office/drawing/2015/10/21/chartex" xmlns:cx3="http://schemas.microsoft.com/office/drawing/2016/5/9/chartex" xmlns:cx4="http://schemas.microsoft.com/office/drawing/2016/5/10/chartex" xmlns:cx5="http://schemas.microsoft.com/office/drawing/2016/5/11/chartex" xmlns:cx6="http://schemas.microsoft.com/office/drawing/2016/5/12/chartex" xmlns:cx7="http://schemas.microsoft.com/office/drawing/2016/5/13/chartex" xmlns:cx8="http://schemas.microsoft.com/office/drawing/2016/5/14/chartex" xmlns:mc="http://schemas.openxmlformats.org/markup-compatibility/2006" xmlns:aink="http://schemas.microsoft.com/office/drawing/2016/ink" xmlns:am3d="http://schemas.microsoft.com/office/drawing/2017/model3d" xmlns:o="urn:schemas-microsoft-com:office:office" xmlns:oel="http://schemas.microsoft.com/office/2019/extlst" xmlns:r="http://schemas.openxmlformats.org/officeDocument/2006/relationships" xmlns:m="http://schemas.openxmlformats.org/officeDocument/2006/math" xmlns:v="urn:schemas-microsoft-com:vml" xmlns:wp14="http://schemas.microsoft.com/office/word/2010/wordprocessingDrawing" xmlns:wp="http://schemas.openxmlformats.org/drawingml/2006/wordprocessingDrawing" xmlns:w10="urn:schemas-microsoft-com:office:word" xmlns:w="http://schemas.openxmlformats.org/wordprocessingml/2006/main" xmlns:w14="http://schemas.microsoft.com/office/word/2010/wordml" xmlns:w15="http://schemas.microsoft.com/office/word/2012/wordml" xmlns:w16cex="http://schemas.microsoft.com/office/word/2018/wordml/cex" xmlns:w16cid="http://schemas.microsoft.com/office/word/2016/wordml/cid" xmlns:w16="http://schemas.microsoft.com/office/word/2018/wordml" xmlns:w16sdtdh="http://schemas.microsoft.com/office/word/2020/wordml/sdtdatahash" xmlns:w16se="http://schemas.microsoft.com/office/word/2015/wordml/symex" xmlns:wpg="http://schemas.microsoft.com/office/word/2010/wordprocessingGroup" xmlns:wpi="http://schemas.microsoft.com/office/word/2010/wordprocessingInk" xmlns:wne="http://schemas.microsoft.com/office/word/2006/wordml" xmlns:wps="http://schemas.microsoft.com/office/word/2010/wordprocessingShape" mc:Ignorable="w14 w15 w16se w16cid w16 w16cex w16sdtdh wp14">
+<w:numbering xmlns:wpc="http://schemas.microsoft.com/office/word/2010/wordprocessingCanvas" xmlns:cx="http://schemas.microsoft.com/office/drawing/2014/chartex" xmlns:cx1="http://schemas.microsoft.com/office/drawing/2015/9/8/chartex" xmlns:cx2="http://schemas.microsoft.com/office/drawing/2015/10/21/chartex" xmlns:cx3="http://schemas.microsoft.com/office/drawing/2016/5/9/chartex" xmlns:cx4="http://schemas.microsoft.com/office/drawing/2016/5/10/chartex" xmlns:cx5="http://schemas.microsoft.com/office/drawing/2016/5/11/chartex" xmlns:cx6="http://schemas.microsoft.com/office/drawing/2016/5/12/chartex" xmlns:cx7="http://schemas.microsoft.com/office/drawing/2016/5/13/chartex" xmlns:cx8="http://schemas.microsoft.com/office/drawing/2016/5/14/chartex" xmlns:mc="http://schemas.openxmlformats.org/markup-compatibility/2006" xmlns:aink="http://schemas.microsoft.com/office/drawing/2016/ink" xmlns:am3d="http://schemas.microsoft.com/office/drawing/2017/model3d" xmlns:o="urn:schemas-microsoft-com:office:office" xmlns:oel="http://schemas.microsoft.com/office/2019/extlst" xmlns:r="http://schemas.openxmlformats.org/officeDocument/2006/relationships" xmlns:m="http://schemas.openxmlformats.org/officeDocument/2006/math" xmlns:v="urn:schemas-microsoft-com:vml" xmlns:wp14="http://schemas.microsoft.com/office/word/2010/wordprocessingDrawing" xmlns:wp="http://schemas.openxmlformats.org/drawingml/2006/wordprocessingDrawing" xmlns:w10="urn:schemas-microsoft-com:office:word" xmlns:w="http://schemas.openxmlformats.org/wordprocessingml/2006/main" xmlns:w14="http://schemas.microsoft.com/office/word/2010/wordml" xmlns:w15="http://schemas.microsoft.com/office/word/2012/wordml" xmlns:w16cex="http://schemas.microsoft.com/office/word/2018/wordml/cex" xmlns:w16cid="http://schemas.microsoft.com/office/word/2016/wordml/cid" xmlns:w16="http://schemas.microsoft.com/office/word/2018/wordml" xmlns:w16du="http://schemas.microsoft.com/office/word/2023/wordml/word16du" xmlns:w16sdtdh="http://schemas.microsoft.com/office/word/2020/wordml/sdtdatahash" xmlns:w16se="http://schemas.microsoft.com/office/word/2015/wordml/symex" xmlns:wpg="http://schemas.microsoft.com/office/word/2010/wordprocessingGroup" xmlns:wpi="http://schemas.microsoft.com/office/word/2010/wordprocessingInk" xmlns:wne="http://schemas.microsoft.com/office/word/2006/wordml" xmlns:wps="http://schemas.microsoft.com/office/word/2010/wordprocessingShape" mc:Ignorable="w14 w15 w16se w16cid w16 w16cex w16sdtdh w16du wp14">
   <w:abstractNum w:abstractNumId="0" w15:restartNumberingAfterBreak="0">
     <w:nsid w:val="228F1013"/>
     <w:multiLevelType w:val="hybridMultilevel"/>
@@ -2428,7 +2509,7 @@
 </file>
 
 <file path=word/styles.xml><?xml version="1.0" encoding="utf-8"?>
-<w:styles xmlns:mc="http://schemas.openxmlformats.org/markup-compatibility/2006" xmlns:r="http://schemas.openxmlformats.org/officeDocument/2006/relationships" xmlns:w="http://schemas.openxmlformats.org/wordprocessingml/2006/main" xmlns:w14="http://schemas.microsoft.com/office/word/2010/wordml" xmlns:w15="http://schemas.microsoft.com/office/word/2012/wordml" xmlns:w16cex="http://schemas.microsoft.com/office/word/2018/wordml/cex" xmlns:w16cid="http://schemas.microsoft.com/office/word/2016/wordml/cid" xmlns:w16="http://schemas.microsoft.com/office/word/2018/wordml" xmlns:w16sdtdh="http://schemas.microsoft.com/office/word/2020/wordml/sdtdatahash" xmlns:w16se="http://schemas.microsoft.com/office/word/2015/wordml/symex" mc:Ignorable="w14 w15 w16se w16cid w16 w16cex w16sdtdh">
+<w:styles xmlns:mc="http://schemas.openxmlformats.org/markup-compatibility/2006" xmlns:r="http://schemas.openxmlformats.org/officeDocument/2006/relationships" xmlns:w="http://schemas.openxmlformats.org/wordprocessingml/2006/main" xmlns:w14="http://schemas.microsoft.com/office/word/2010/wordml" xmlns:w15="http://schemas.microsoft.com/office/word/2012/wordml" xmlns:w16cex="http://schemas.microsoft.com/office/word/2018/wordml/cex" xmlns:w16cid="http://schemas.microsoft.com/office/word/2016/wordml/cid" xmlns:w16="http://schemas.microsoft.com/office/word/2018/wordml" xmlns:w16du="http://schemas.microsoft.com/office/word/2023/wordml/word16du" xmlns:w16sdtdh="http://schemas.microsoft.com/office/word/2020/wordml/sdtdatahash" xmlns:w16se="http://schemas.microsoft.com/office/word/2015/wordml/symex" mc:Ignorable="w14 w15 w16se w16cid w16 w16cex w16sdtdh w16du">
   <w:docDefaults>
     <w:rPrDefault>
       <w:rPr>
